--- a/knowledge_commons/other commons/Aruvi_Ask_Aruvi_QA_Knowledge_Base_V1.docx
+++ b/knowledge_commons/other commons/Aruvi_Ask_Aruvi_QA_Knowledge_Base_V1.docx
@@ -1876,12 +1876,6 @@
         <w:gridCol w:w="9360"/>
       </w:tblGrid>
       <w:tr>
-        <w:tblPrEx>
-          <w:tblCellMar>
-            <w:top w:w="0" w:type="dxa"/>
-            <w:bottom w:w="0" w:type="dxa"/>
-          </w:tblCellMar>
-        </w:tblPrEx>
         <w:tc>
           <w:tcPr>
             <w:tcW w:w="0" w:type="auto"/>
@@ -1918,18 +1912,12 @@
                 <w:bCs/>
                 <w:color w:val="1B2A3B"/>
               </w:rPr>
-              <w:t>What does the lesson plan constitution prohibit, and why does that matter?</w:t>
-            </w:r>
-          </w:p>
-        </w:tc>
-      </w:tr>
-      <w:tr>
-        <w:tblPrEx>
-          <w:tblCellMar>
-            <w:top w:w="0" w:type="dxa"/>
-            <w:bottom w:w="0" w:type="dxa"/>
-          </w:tblCellMar>
-        </w:tblPrEx>
+              <w:t>What is the essence of the Lesson Plan constitution?</w:t>
+            </w:r>
+          </w:p>
+        </w:tc>
+      </w:tr>
+      <w:tr>
         <w:tc>
           <w:tcPr>
             <w:tcW w:w="0" w:type="auto"/>
@@ -1949,13 +1937,7 @@
           </w:tcPr>
           <w:p>
             <w:r>
-              <w:rPr>
-                <w:rFonts w:cs="Arial"/>
-                <w:color w:val="2C2A27"/>
-                <w:sz w:val="19"/>
-                <w:szCs w:val="19"/>
-              </w:rPr>
-              <w:t>The lesson plan constitution explicitly prohibits reading the NCF Curricular Goals document during lesson plan generation. This prohibition is a structural guarantee: the lesson plan must derive activities from chapter content and the pedagogy document, not from competency definitions. Without this prohibition, the AI could design activities that look competency-aligned but are not grounded in what the chapter actually requires students to do.</w:t>
+              <w:t xml:space="preserve">The Lesson Plan constitution is a scheme to ground the lesson plans in NCF’s &amp; pedagogical framework. The constitution drives the generation of lesson plan to target cognitive transformation in the students, by doing which, they would achieved the targeted competencies over the entire stage (example: middle school). The constitution also emphasizes pedagogical diversity, chapter orientation for activity development and comprehensiveness aimed at competency achievement and not content completion. </w:t>
             </w:r>
           </w:p>
         </w:tc>
@@ -1987,12 +1969,6 @@
         <w:gridCol w:w="9360"/>
       </w:tblGrid>
       <w:tr>
-        <w:tblPrEx>
-          <w:tblCellMar>
-            <w:top w:w="0" w:type="dxa"/>
-            <w:bottom w:w="0" w:type="dxa"/>
-          </w:tblCellMar>
-        </w:tblPrEx>
         <w:tc>
           <w:tcPr>
             <w:tcW w:w="0" w:type="auto"/>
@@ -2029,18 +2005,12 @@
                 <w:bCs/>
                 <w:color w:val="1B2A3B"/>
               </w:rPr>
-              <w:t>What is the LO Handoff and why is it structured as JSON?</w:t>
-            </w:r>
-          </w:p>
-        </w:tc>
-      </w:tr>
-      <w:tr>
-        <w:tblPrEx>
-          <w:tblCellMar>
-            <w:top w:w="0" w:type="dxa"/>
-            <w:bottom w:w="0" w:type="dxa"/>
-          </w:tblCellMar>
-        </w:tblPrEx>
+              <w:t>Why are Board advised or other publicly available Learning Outcomes not used by Aruvi?</w:t>
+            </w:r>
+          </w:p>
+        </w:tc>
+      </w:tr>
+      <w:tr>
         <w:tc>
           <w:tcPr>
             <w:tcW w:w="0" w:type="auto"/>
@@ -2060,13 +2030,10 @@
           </w:tcPr>
           <w:p>
             <w:r>
-              <w:rPr>
-                <w:rFonts w:cs="Arial"/>
-                <w:color w:val="2C2A27"/>
-                <w:sz w:val="19"/>
-                <w:szCs w:val="19"/>
-              </w:rPr>
-              <w:t>The LO Handoff is the structured document produced at the close of every lesson plan. It carries every implied Learning Outcome, tagged by period number, chapter section, competency, and weight. It is JSON because it is machine-readable — the assessment constitution reads it directly as its primary input. It is the sole bridge between lesson plan and assessment, ensuring no information is lost or re-derived between the two stages.</w:t>
+              <w:t xml:space="preserve">Learning Outcomes (LO) are not ‘imported’ targets to achieve. Rather LOs are </w:t>
+            </w:r>
+            <w:r>
+              <w:t>the cognitive outcome of an lesson plan activity. Hence, it is natural that Los are derived by Aruvi as implied by a particular activity. In short, a chapter’s inherent opportunity to achieve a competency is first identified. The lesson plan activities are generated so as to achieve those competencies over the full stage. At the level of activity, the student realizes certain Learning Outcomes (called ‘Implied Los’) which are then tested in the assessment.</w:t>
             </w:r>
           </w:p>
         </w:tc>
@@ -2297,7 +2264,17 @@
                 <w:sz w:val="19"/>
                 <w:szCs w:val="19"/>
               </w:rPr>
-              <w:t>A Central competency is the one whose removal would dissolve the chapter's fundamental organising purpose. It is the chapter's reason for existing. Because it is the most structurally significant competency in the chapter, it receives the fullest assessment treatment: MCQs with diagnostic distractors, short constructed responses, extended constructed responses, and one open task. The depth of assessment reflects the depth of teaching — a Central competency is developed throughout the chapter, so it is tested thoroughly.</w:t>
+              <w:t xml:space="preserve">A Central competency is the one whose removal would dissolve the chapter's fundamental organising purpose. It is the chapter's reason for existing. Because it is the most structurally significant competency in the chapter, it receives the fullest assessment treatment: MCQs with diagnostic distractors, short constructed responses, extended constructed responses, and one open task. The depth of assessment </w:t>
+            </w:r>
+            <w:r>
+              <w:rPr>
+                <w:rFonts w:cs="Arial"/>
+                <w:color w:val="2C2A27"/>
+                <w:sz w:val="19"/>
+                <w:szCs w:val="19"/>
+              </w:rPr>
+              <w:lastRenderedPageBreak/>
+              <w:t>reflects the depth of teaching — a Central competency is developed throughout the chapter, so it is tested thoroughly.</w:t>
             </w:r>
           </w:p>
         </w:tc>
@@ -2356,7 +2333,6 @@
                 <w:sz w:val="17"/>
                 <w:szCs w:val="17"/>
               </w:rPr>
-              <w:lastRenderedPageBreak/>
               <w:t xml:space="preserve">B03  </w:t>
             </w:r>
             <w:r>
@@ -2861,7 +2837,7 @@
                 <w:bCs/>
                 <w:color w:val="1B2A3B"/>
               </w:rPr>
-              <w:t>What is the annotation layer I see in the assessment?</w:t>
+              <w:t>Explain the Teacher guide functionality that I see in the online assessment?</w:t>
             </w:r>
           </w:p>
         </w:tc>
@@ -2892,7 +2868,34 @@
                 <w:sz w:val="19"/>
                 <w:szCs w:val="19"/>
               </w:rPr>
-              <w:t>The annotation layer is teacher-facing information attached to every assessment question — not visible to students. It includes the implied LO being tested (cited by period number), the competency and its weight, and what each MCQ distractor reveals about student understanding. Annotation depth scales with competency weight: full for Central, standard for Substantive, minimal for Present.</w:t>
+              <w:t xml:space="preserve">The </w:t>
+            </w:r>
+            <w:r>
+              <w:rPr>
+                <w:rFonts w:cs="Arial"/>
+                <w:color w:val="2C2A27"/>
+                <w:sz w:val="19"/>
+                <w:szCs w:val="19"/>
+              </w:rPr>
+              <w:t>Guide</w:t>
+            </w:r>
+            <w:r>
+              <w:rPr>
+                <w:rFonts w:cs="Arial"/>
+                <w:color w:val="2C2A27"/>
+                <w:sz w:val="19"/>
+                <w:szCs w:val="19"/>
+              </w:rPr>
+              <w:t xml:space="preserve"> layer is teacher-facing information attached to every assessment question — not visible to students. It includes the implied LO being tested (cited by period number), the competency and its weight, and what each MCQ distractor reveals about student understanding. Annotation depth scales with competency weight: full for Central, standard for Substantive, minimal for Present.</w:t>
+            </w:r>
+            <w:r>
+              <w:rPr>
+                <w:rFonts w:cs="Arial"/>
+                <w:color w:val="2C2A27"/>
+                <w:sz w:val="19"/>
+                <w:szCs w:val="19"/>
+              </w:rPr>
+              <w:t xml:space="preserve"> It is not available in the downloaded PDF report to reduce content in printed form but can be accessed by opening the saved plans anytime.</w:t>
             </w:r>
           </w:p>
         </w:tc>
@@ -2991,6 +2994,7 @@
                 <w:sz w:val="19"/>
                 <w:szCs w:val="19"/>
               </w:rPr>
+              <w:lastRenderedPageBreak/>
               <w:t>Aruvi generates the assessment as a complete document. There is no in-platform tool to add questions to the generated output. You can download the PDF and supplement it with your own questions offline. If you need a different period distribution or want to shift the competency focus, regenerating with a different period schedule will produce a different assessment.</w:t>
             </w:r>
           </w:p>
@@ -3090,7 +3094,6 @@
                 <w:sz w:val="19"/>
                 <w:szCs w:val="19"/>
               </w:rPr>
-              <w:lastRenderedPageBreak/>
               <w:t>The assessment covers all competencies that the lesson plan's activities developed — which in turn covers all the competencies mapped for that chapter. Because the lesson plan moves through the chapter's sections in order, and each activity produces an implied LO, the assessment effectively covers the full chapter through its LOs. The coverage is competency-driven, not topic-by-topic.</w:t>
             </w:r>
           </w:p>
@@ -3302,18 +3305,6 @@
     </w:p>
     <w:p>
       <w:pPr>
-        <w:spacing w:before="60" w:after="100"/>
-      </w:pPr>
-      <w:r>
-        <w:rPr>
-          <w:rFonts w:cs="Arial"/>
-          <w:color w:val="2C2A27"/>
-        </w:rPr>
-        <w:t>and multi-LO question design.</w:t>
-      </w:r>
-    </w:p>
-    <w:p>
-      <w:pPr>
         <w:spacing w:after="80"/>
       </w:pPr>
     </w:p>
@@ -3338,12 +3329,6 @@
         <w:gridCol w:w="9360"/>
       </w:tblGrid>
       <w:tr>
-        <w:tblPrEx>
-          <w:tblCellMar>
-            <w:top w:w="0" w:type="dxa"/>
-            <w:bottom w:w="0" w:type="dxa"/>
-          </w:tblCellMar>
-        </w:tblPrEx>
         <w:tc>
           <w:tcPr>
             <w:tcW w:w="0" w:type="auto"/>
@@ -3380,18 +3365,12 @@
                 <w:bCs/>
                 <w:color w:val="1B2A3B"/>
               </w:rPr>
-              <w:t>Why does the assessment constitution exclude the chapter mapping JSON?</w:t>
-            </w:r>
-          </w:p>
-        </w:tc>
-      </w:tr>
-      <w:tr>
-        <w:tblPrEx>
-          <w:tblCellMar>
-            <w:top w:w="0" w:type="dxa"/>
-            <w:bottom w:w="0" w:type="dxa"/>
-          </w:tblCellMar>
-        </w:tblPrEx>
+              <w:t>What is the essence of Assessment Constitution?</w:t>
+            </w:r>
+          </w:p>
+        </w:tc>
+      </w:tr>
+      <w:tr>
         <w:tc>
           <w:tcPr>
             <w:tcW w:w="0" w:type="auto"/>
@@ -3411,13 +3390,7 @@
           </w:tcPr>
           <w:p>
             <w:r>
-              <w:rPr>
-                <w:rFonts w:cs="Arial"/>
-                <w:color w:val="2C2A27"/>
-                <w:sz w:val="19"/>
-                <w:szCs w:val="19"/>
-              </w:rPr>
-              <w:t>If the assessment constitution could read the chapter mapping JSON, it could derive questions directly from competency definitions — bypassing the implied Learning Outcomes entirely. This would break the forward-derivation principle. Every question must test what the lesson plan's activities produced, not what the competency says students should do. Excluding the mapping JSON is the structural guarantee that assessment is grounded in teaching, not in competency labels.</w:t>
+              <w:t>The Assessment Constitution establishes a governing framework to develop formative chapter-scoped assessment. It is grounded in the Learning Outcomes implied in the lesson plan activitites and are designed to test those learning outcomes. The constitution gives detailed guidance for design of various question types, depth of assessment needed for different competency weights and provides design rules for the teacher guide notes.</w:t>
             </w:r>
           </w:p>
         </w:tc>
@@ -3449,12 +3422,6 @@
         <w:gridCol w:w="9360"/>
       </w:tblGrid>
       <w:tr>
-        <w:tblPrEx>
-          <w:tblCellMar>
-            <w:top w:w="0" w:type="dxa"/>
-            <w:bottom w:w="0" w:type="dxa"/>
-          </w:tblCellMar>
-        </w:tblPrEx>
         <w:tc>
           <w:tcPr>
             <w:tcW w:w="0" w:type="auto"/>
@@ -3497,12 +3464,6 @@
         </w:tc>
       </w:tr>
       <w:tr>
-        <w:tblPrEx>
-          <w:tblCellMar>
-            <w:top w:w="0" w:type="dxa"/>
-            <w:bottom w:w="0" w:type="dxa"/>
-          </w:tblCellMar>
-        </w:tblPrEx>
         <w:tc>
           <w:tcPr>
             <w:tcW w:w="0" w:type="auto"/>
@@ -3665,7 +3626,17 @@
                 <w:sz w:val="19"/>
                 <w:szCs w:val="19"/>
               </w:rPr>
-              <w:t>NCF 2023 is the National Curriculum Framework released by the Government of India in 2023. It represents a genuine shift in how Indian school education is conceived — away from chapter completion and content coverage, towards the development of competencies: the ability to think, analyse, communicate, and apply knowledge in meaningful ways. Aruvi is built entirely around this framework, translating its policy intent into practical, executable classroom teaching.</w:t>
+              <w:t xml:space="preserve">NCF 2023 is the National Curriculum Framework released by the Government of India in 2023. It represents a genuine shift in how Indian school education is conceived — away from chapter completion and content coverage, towards the development of competencies: the ability to think, analyse, </w:t>
+            </w:r>
+            <w:r>
+              <w:rPr>
+                <w:rFonts w:cs="Arial"/>
+                <w:color w:val="2C2A27"/>
+                <w:sz w:val="19"/>
+                <w:szCs w:val="19"/>
+              </w:rPr>
+              <w:lastRenderedPageBreak/>
+              <w:t>communicate, and apply knowledge in meaningful ways. Aruvi is built entirely around this framework, translating its policy intent into practical, executable classroom teaching.</w:t>
             </w:r>
           </w:p>
         </w:tc>
@@ -3764,7 +3735,6 @@
                 <w:sz w:val="19"/>
                 <w:szCs w:val="19"/>
               </w:rPr>
-              <w:lastRenderedPageBreak/>
               <w:t>A competency, in the NCF 2023 framework, is an integrated capacity — the ability to perform meaningful cognitive and practical tasks that require understanding, not just recall. Competencies are not achieved in a single lesson; they are developed progressively across a stage through sustained engagement with content. A student developing a competency is learning to do something — to analyse, to interpret, to communicate, to investigate — not just to remember something.</w:t>
             </w:r>
           </w:p>
@@ -4359,7 +4329,17 @@
                 <w:sz w:val="19"/>
                 <w:szCs w:val="19"/>
               </w:rPr>
-              <w:t>The dissolution test identifies the Central (weight 3) competency. It asks: would removing this competency dissolve the chapter's fundamental organising purpose? Only one competency can pass. If two appear equally important, neither receives weight 3 — both receive weight 2. The test prevents rhetorical prominence — a competency that appears frequently — from being mistaken for structural centrality.</w:t>
+              <w:t xml:space="preserve">The dissolution test identifies the Central (weight 3) competency. It asks: would removing this competency dissolve the chapter's fundamental organising purpose? Only one competency can pass. If two appear </w:t>
+            </w:r>
+            <w:r>
+              <w:rPr>
+                <w:rFonts w:cs="Arial"/>
+                <w:color w:val="2C2A27"/>
+                <w:sz w:val="19"/>
+                <w:szCs w:val="19"/>
+              </w:rPr>
+              <w:lastRenderedPageBreak/>
+              <w:t>equally important, neither receives weight 3 — both receive weight 2. The test prevents rhetorical prominence — a competency that appears frequently — from being mistaken for structural centrality.</w:t>
             </w:r>
           </w:p>
         </w:tc>
@@ -4458,7 +4438,6 @@
                 <w:sz w:val="19"/>
                 <w:szCs w:val="19"/>
               </w:rPr>
-              <w:lastRenderedPageBreak/>
               <w:t>Social Sciences, Languages, Mathematics, and Science organise their cognitive demands in fundamentally different ways. A unified constitution would require compromise rules that flatten these genuine differences. Social Sciences chapters are built around content-bound cognitive transformations. Language chapters are built around explicit language acts. Mathematics chapters are built around exercise progression. Science chapters distinguish between conceptual, procedural, and investigative competency types. Each constitution reflects the actual architecture of its subject — they are not variations of a common template.</w:t>
             </w:r>
           </w:p>
@@ -4801,12 +4780,6 @@
         <w:gridCol w:w="9360"/>
       </w:tblGrid>
       <w:tr>
-        <w:tblPrEx>
-          <w:tblCellMar>
-            <w:top w:w="0" w:type="dxa"/>
-            <w:bottom w:w="0" w:type="dxa"/>
-          </w:tblCellMar>
-        </w:tblPrEx>
         <w:tc>
           <w:tcPr>
             <w:tcW w:w="0" w:type="auto"/>
@@ -4849,12 +4822,6 @@
         </w:tc>
       </w:tr>
       <w:tr>
-        <w:tblPrEx>
-          <w:tblCellMar>
-            <w:top w:w="0" w:type="dxa"/>
-            <w:bottom w:w="0" w:type="dxa"/>
-          </w:tblCellMar>
-        </w:tblPrEx>
         <w:tc>
           <w:tcPr>
             <w:tcW w:w="0" w:type="auto"/>
@@ -4912,12 +4879,6 @@
         <w:gridCol w:w="9360"/>
       </w:tblGrid>
       <w:tr>
-        <w:tblPrEx>
-          <w:tblCellMar>
-            <w:top w:w="0" w:type="dxa"/>
-            <w:bottom w:w="0" w:type="dxa"/>
-          </w:tblCellMar>
-        </w:tblPrEx>
         <w:tc>
           <w:tcPr>
             <w:tcW w:w="0" w:type="auto"/>
@@ -4960,12 +4921,6 @@
         </w:tc>
       </w:tr>
       <w:tr>
-        <w:tblPrEx>
-          <w:tblCellMar>
-            <w:top w:w="0" w:type="dxa"/>
-            <w:bottom w:w="0" w:type="dxa"/>
-          </w:tblCellMar>
-        </w:tblPrEx>
         <w:tc>
           <w:tcPr>
             <w:tcW w:w="0" w:type="auto"/>
@@ -5023,12 +4978,6 @@
         <w:gridCol w:w="9360"/>
       </w:tblGrid>
       <w:tr>
-        <w:tblPrEx>
-          <w:tblCellMar>
-            <w:top w:w="0" w:type="dxa"/>
-            <w:bottom w:w="0" w:type="dxa"/>
-          </w:tblCellMar>
-        </w:tblPrEx>
         <w:tc>
           <w:tcPr>
             <w:tcW w:w="0" w:type="auto"/>
@@ -5071,12 +5020,6 @@
         </w:tc>
       </w:tr>
       <w:tr>
-        <w:tblPrEx>
-          <w:tblCellMar>
-            <w:top w:w="0" w:type="dxa"/>
-            <w:bottom w:w="0" w:type="dxa"/>
-          </w:tblCellMar>
-        </w:tblPrEx>
         <w:tc>
           <w:tcPr>
             <w:tcW w:w="0" w:type="auto"/>
@@ -5102,17 +5045,7 @@
                 <w:sz w:val="19"/>
                 <w:szCs w:val="19"/>
               </w:rPr>
-              <w:t xml:space="preserve">Social Sciences, Languages, Mathematics, and Science organise their cognitive demands differently. A single constitution would require compromise rules that flatten these genuine differences. Social Sciences </w:t>
-            </w:r>
-            <w:r>
-              <w:rPr>
-                <w:rFonts w:cs="Arial"/>
-                <w:color w:val="2C2A27"/>
-                <w:sz w:val="19"/>
-                <w:szCs w:val="19"/>
-              </w:rPr>
-              <w:lastRenderedPageBreak/>
-              <w:t>maps content-bound transformations; Languages maps explicit language acts; Mathematics maps exercise progression; Science distinguishes conceptual, procedural, and investigative types. Each constitution reflects the actual architecture of its subject.</w:t>
+              <w:t>Social Sciences, Languages, Mathematics, and Science organise their cognitive demands differently. A single constitution would require compromise rules that flatten these genuine differences. Social Sciences maps content-bound transformations; Languages maps explicit language acts; Mathematics maps exercise progression; Science distinguishes conceptual, procedural, and investigative types. Each constitution reflects the actual architecture of its subject.</w:t>
             </w:r>
           </w:p>
         </w:tc>
@@ -5152,12 +5085,6 @@
         <w:gridCol w:w="9360"/>
       </w:tblGrid>
       <w:tr>
-        <w:tblPrEx>
-          <w:tblCellMar>
-            <w:top w:w="0" w:type="dxa"/>
-            <w:bottom w:w="0" w:type="dxa"/>
-          </w:tblCellMar>
-        </w:tblPrEx>
         <w:tc>
           <w:tcPr>
             <w:tcW w:w="0" w:type="auto"/>
@@ -5200,12 +5127,6 @@
         </w:tc>
       </w:tr>
       <w:tr>
-        <w:tblPrEx>
-          <w:tblCellMar>
-            <w:top w:w="0" w:type="dxa"/>
-            <w:bottom w:w="0" w:type="dxa"/>
-          </w:tblCellMar>
-        </w:tblPrEx>
         <w:tc>
           <w:tcPr>
             <w:tcW w:w="0" w:type="auto"/>
@@ -5765,15 +5686,14 @@
             </w:tcMar>
           </w:tcPr>
           <w:p>
-            <w:r>
+            <w:pPr>
               <w:rPr>
                 <w:rFonts w:cs="Arial"/>
                 <w:color w:val="2C2A27"/>
                 <w:sz w:val="19"/>
                 <w:szCs w:val="19"/>
               </w:rPr>
-              <w:t xml:space="preserve">In the Allocate tab, you select a subject, grade, and the chapters you want to plan for. You enter the total number of periods available — the total teaching time budget. Aruvi calculates each chapter's proportional share of that budget based on competency weights. The result is a suggested period allocation across all </w:t>
-            </w:r>
+            </w:pPr>
             <w:r>
               <w:rPr>
                 <w:rFonts w:cs="Arial"/>
@@ -5782,9 +5702,10 @@
                 <w:szCs w:val="19"/>
               </w:rPr>
               <w:lastRenderedPageBreak/>
-              <w:t>selected chapters. You can override any chapter's allocation manually — the remaining chapters' allocations do not automatically rebalance when you do.</w:t>
-            </w:r>
-          </w:p>
+              <w:t xml:space="preserve">In the Allocate tab, you select a subject, grade, and the chapters you want to plan for. You enter the total number of periods available — the total teaching time budget. Aruvi calculates each chapter's proportional share of that budget based on competency weights. The result is a suggested period allocation across all selected chapters. </w:t>
+            </w:r>
+          </w:p>
+          <w:p/>
         </w:tc>
       </w:tr>
     </w:tbl>
@@ -5949,7 +5870,7 @@
                 <w:bCs/>
                 <w:color w:val="1B2A3B"/>
               </w:rPr>
-              <w:t>What subjects and grades does Aruvi currently cover?</w:t>
+              <w:t>Can I access the various constitutions to study them?</w:t>
             </w:r>
           </w:p>
         </w:tc>
@@ -5980,7 +5901,7 @@
                 <w:sz w:val="19"/>
                 <w:szCs w:val="19"/>
               </w:rPr>
-              <w:t>Aruvi currently has chapter mappings for Social Sciences Grade VII — twelve chapters mapped and available for lesson plan and assessment generation. The platform is designed to scale across subjects (Social Sciences, Languages, Mathematics, Science) and grades (VI through X) by replicating the same pipeline. Additional subjects and grades will be added progressively.</w:t>
+              <w:t>No. The constitutions are not accessible for public viewing. However, in the Q&amp;A under different sections they have been described in high level of details. Any specific queries can be forwarded to the Support team through online feedback portal on Ask Aruvi.</w:t>
             </w:r>
           </w:p>
         </w:tc>

--- a/knowledge_commons/other commons/Aruvi_Ask_Aruvi_QA_Knowledge_Base_V1.docx
+++ b/knowledge_commons/other commons/Aruvi_Ask_Aruvi_QA_Knowledge_Base_V1.docx
@@ -5163,52 +5163,6 @@
         <w:spacing w:after="80"/>
       </w:pPr>
     </w:p>
-    <w:p>
-      <w:pPr>
-        <w:spacing w:after="160"/>
-      </w:pPr>
-    </w:p>
-    <w:p>
-      <w:pPr>
-        <w:tabs>
-          <w:tab w:val="left" w:pos="1227"/>
-        </w:tabs>
-        <w:spacing w:after="80"/>
-      </w:pPr>
-    </w:p>
-    <w:p>
-      <w:pPr>
-        <w:pBdr>
-          <w:bottom w:val="single" w:sz="8" w:space="4" w:color="2C7A7B"/>
-        </w:pBdr>
-        <w:spacing w:before="360" w:after="60"/>
-      </w:pPr>
-      <w:r>
-        <w:rPr>
-          <w:rFonts w:cs="Arial"/>
-          <w:b/>
-          <w:bCs/>
-          <w:color w:val="1B2A3B"/>
-          <w:sz w:val="28"/>
-          <w:szCs w:val="28"/>
-        </w:rPr>
-        <w:t>Using the platform</w:t>
-      </w:r>
-    </w:p>
-    <w:p>
-      <w:pPr>
-        <w:spacing w:before="40" w:after="160"/>
-      </w:pPr>
-      <w:r>
-        <w:rPr>
-          <w:rFonts w:cs="Arial"/>
-          <w:color w:val="5A5754"/>
-          <w:sz w:val="18"/>
-          <w:szCs w:val="18"/>
-        </w:rPr>
-        <w:t>Navigation, saving, exporting, period allocation</w:t>
-      </w:r>
-    </w:p>
     <w:tbl>
       <w:tblPr>
         <w:tblW w:w="9360" w:type="dxa"/>
@@ -5257,7 +5211,29 @@
                 <w:sz w:val="17"/>
                 <w:szCs w:val="17"/>
               </w:rPr>
-              <w:t xml:space="preserve">D01  </w:t>
+              <w:t>C1</w:t>
+            </w:r>
+            <w:r>
+              <w:rPr>
+                <w:rFonts w:ascii="Courier New" w:eastAsia="Courier New" w:hAnsi="Courier New" w:cs="Courier New"/>
+                <w:b/>
+                <w:bCs/>
+                <w:color w:val="2C7A7B"/>
+                <w:sz w:val="17"/>
+                <w:szCs w:val="17"/>
+              </w:rPr>
+              <w:t>7</w:t>
+            </w:r>
+            <w:r>
+              <w:rPr>
+                <w:rFonts w:ascii="Courier New" w:eastAsia="Courier New" w:hAnsi="Courier New" w:cs="Courier New"/>
+                <w:b/>
+                <w:bCs/>
+                <w:color w:val="2C7A7B"/>
+                <w:sz w:val="17"/>
+                <w:szCs w:val="17"/>
+              </w:rPr>
+              <w:t xml:space="preserve">  </w:t>
             </w:r>
             <w:r>
               <w:rPr>
@@ -5266,7 +5242,70 @@
                 <w:bCs/>
                 <w:color w:val="1B2A3B"/>
               </w:rPr>
-              <w:t>What are the three tabs in Aruvi and what does each do?</w:t>
+              <w:t>Using an example, sh</w:t>
+            </w:r>
+            <w:r>
+              <w:rPr>
+                <w:rFonts w:cs="Arial"/>
+                <w:b/>
+                <w:bCs/>
+                <w:color w:val="1B2A3B"/>
+              </w:rPr>
+              <w:t xml:space="preserve">ow </w:t>
+            </w:r>
+            <w:r>
+              <w:rPr>
+                <w:rFonts w:cs="Arial"/>
+                <w:b/>
+                <w:bCs/>
+                <w:color w:val="1B2A3B"/>
+              </w:rPr>
+              <w:t xml:space="preserve">how a </w:t>
+            </w:r>
+            <w:r>
+              <w:rPr>
+                <w:rFonts w:cs="Arial"/>
+                <w:b/>
+                <w:bCs/>
+                <w:color w:val="1B2A3B"/>
+              </w:rPr>
+              <w:t xml:space="preserve">chapter’s structure reveal the central </w:t>
+            </w:r>
+            <w:r>
+              <w:rPr>
+                <w:rFonts w:cs="Arial"/>
+                <w:b/>
+                <w:bCs/>
+                <w:color w:val="1B2A3B"/>
+              </w:rPr>
+              <w:t xml:space="preserve">(weight 3) </w:t>
+            </w:r>
+            <w:r>
+              <w:rPr>
+                <w:rFonts w:cs="Arial"/>
+                <w:b/>
+                <w:bCs/>
+                <w:color w:val="1B2A3B"/>
+              </w:rPr>
+              <w:t xml:space="preserve">competency </w:t>
+            </w:r>
+            <w:r>
+              <w:rPr>
+                <w:rFonts w:cs="Arial"/>
+                <w:b/>
+                <w:bCs/>
+                <w:color w:val="1B2A3B"/>
+              </w:rPr>
+              <w:t>is</w:t>
+            </w:r>
+            <w:r>
+              <w:rPr>
+                <w:rFonts w:cs="Arial"/>
+                <w:b/>
+                <w:bCs/>
+                <w:color w:val="1B2A3B"/>
+              </w:rPr>
+              <w:t xml:space="preserve"> developed?</w:t>
             </w:r>
           </w:p>
         </w:tc>
@@ -5297,17 +5336,13 @@
                 <w:sz w:val="19"/>
                 <w:szCs w:val="19"/>
               </w:rPr>
-              <w:t>Aruvi has three tabs. Allocate: plan period allocation across chapters for a subject using competency weights, adjustable manually. Generate: produce a lesson plan and assessment for a specific chapter using your period schedule. My Plans: access all saved lesson plans and assessments, view them, and download PDFs.</w:t>
+              <w:t>The chapter’s named sections act as structural signals of the thinking students must perform. For instance, sections like “Types of Markets,” “Chain of Goods,” and “Case Study” collectively require classification, process tracing, and economic reasoning. When these operations recur across multiple sections and organise the chapter’s progression, they indicate the central competency. Removing this competency would disrupt the chapter’s organising logic, since the sections would no longer connect meaningfully. Thus, competency mapping identifies the chapter’s core by examining how section architecture repeatedly demands a specific cognitive operation.</w:t>
             </w:r>
           </w:p>
         </w:tc>
       </w:tr>
     </w:tbl>
-    <w:p>
-      <w:pPr>
-        <w:spacing w:after="80"/>
-      </w:pPr>
-    </w:p>
+    <w:p/>
     <w:tbl>
       <w:tblPr>
         <w:tblW w:w="9360" w:type="dxa"/>
@@ -5356,7 +5391,29 @@
                 <w:sz w:val="17"/>
                 <w:szCs w:val="17"/>
               </w:rPr>
-              <w:t xml:space="preserve">D02  </w:t>
+              <w:t>C1</w:t>
+            </w:r>
+            <w:r>
+              <w:rPr>
+                <w:rFonts w:ascii="Courier New" w:eastAsia="Courier New" w:hAnsi="Courier New" w:cs="Courier New"/>
+                <w:b/>
+                <w:bCs/>
+                <w:color w:val="2C7A7B"/>
+                <w:sz w:val="17"/>
+                <w:szCs w:val="17"/>
+              </w:rPr>
+              <w:t>8</w:t>
+            </w:r>
+            <w:r>
+              <w:rPr>
+                <w:rFonts w:ascii="Courier New" w:eastAsia="Courier New" w:hAnsi="Courier New" w:cs="Courier New"/>
+                <w:b/>
+                <w:bCs/>
+                <w:color w:val="2C7A7B"/>
+                <w:sz w:val="17"/>
+                <w:szCs w:val="17"/>
+              </w:rPr>
+              <w:t xml:space="preserve">  </w:t>
             </w:r>
             <w:r>
               <w:rPr>
@@ -5365,7 +5422,7 @@
                 <w:bCs/>
                 <w:color w:val="1B2A3B"/>
               </w:rPr>
-              <w:t>How do I generate a lesson plan?</w:t>
+              <w:t>Why must competency mapping begin with cognitive transformations before using codes?</w:t>
             </w:r>
           </w:p>
         </w:tc>
@@ -5389,14 +5446,22 @@
             </w:tcMar>
           </w:tcPr>
           <w:p>
-            <w:r>
+            <w:pPr>
               <w:rPr>
                 <w:rFonts w:cs="Arial"/>
                 <w:color w:val="2C2A27"/>
                 <w:sz w:val="19"/>
                 <w:szCs w:val="19"/>
               </w:rPr>
-              <w:t>Go to the Generate tab. Select your subject, grade, and chapter from the sidebar. Enter your period schedule — the duration and count of periods available for that chapter. Click Generate. Aruvi will stream the lesson plan to the screen, followed by the assessment. Once generated, you can save the plan using the Save button, and download PDFs for both the lesson plan and the assessment.</w:t>
+            </w:pPr>
+            <w:r>
+              <w:rPr>
+                <w:rFonts w:cs="Arial"/>
+                <w:color w:val="2C2A27"/>
+                <w:sz w:val="19"/>
+                <w:szCs w:val="19"/>
+              </w:rPr>
+              <w:t>Beginning with cognitive transformations prevents premature categorisation based on keywords or format. By first identifying what students must do—classify market types, trace goods movement, infer price differences—the mapping remains grounded in actual learning demands. Only afterward are competencies matched to framework codes. This two-pass approach ensures the chapter’s architecture determines competency assignment rather than external labels. It also prevents misclassification, such as treating a table as data analysis when it only supports identification. The process preserves content-driven reasoning at the core of competency mapping.</w:t>
             </w:r>
           </w:p>
         </w:tc>
@@ -5404,8 +5469,50 @@
     </w:tbl>
     <w:p>
       <w:pPr>
+        <w:tabs>
+          <w:tab w:val="left" w:pos="1227"/>
+        </w:tabs>
         <w:spacing w:after="80"/>
-      </w:pPr>
+        <w:rPr>
+          <w:rFonts w:cs="Arial"/>
+          <w:color w:val="2C2A27"/>
+          <w:sz w:val="19"/>
+          <w:szCs w:val="19"/>
+        </w:rPr>
+      </w:pPr>
+    </w:p>
+    <w:p>
+      <w:pPr>
+        <w:pBdr>
+          <w:bottom w:val="single" w:sz="8" w:space="4" w:color="2C7A7B"/>
+        </w:pBdr>
+        <w:spacing w:before="360" w:after="60"/>
+      </w:pPr>
+      <w:r>
+        <w:rPr>
+          <w:rFonts w:cs="Arial"/>
+          <w:b/>
+          <w:bCs/>
+          <w:color w:val="1B2A3B"/>
+          <w:sz w:val="28"/>
+          <w:szCs w:val="28"/>
+        </w:rPr>
+        <w:t>Using the platform</w:t>
+      </w:r>
+    </w:p>
+    <w:p>
+      <w:pPr>
+        <w:spacing w:before="40" w:after="160"/>
+      </w:pPr>
+      <w:r>
+        <w:rPr>
+          <w:rFonts w:cs="Arial"/>
+          <w:color w:val="5A5754"/>
+          <w:sz w:val="18"/>
+          <w:szCs w:val="18"/>
+        </w:rPr>
+        <w:t>Navigation, saving, exporting, period allocation</w:t>
+      </w:r>
     </w:p>
     <w:tbl>
       <w:tblPr>
@@ -5455,7 +5562,7 @@
                 <w:sz w:val="17"/>
                 <w:szCs w:val="17"/>
               </w:rPr>
-              <w:t xml:space="preserve">D03  </w:t>
+              <w:t xml:space="preserve">D01  </w:t>
             </w:r>
             <w:r>
               <w:rPr>
@@ -5464,7 +5571,7 @@
                 <w:bCs/>
                 <w:color w:val="1B2A3B"/>
               </w:rPr>
-              <w:t>How do I save a lesson plan?</w:t>
+              <w:t>What are the three tabs in Aruvi and what does each do?</w:t>
             </w:r>
           </w:p>
         </w:tc>
@@ -5495,7 +5602,7 @@
                 <w:sz w:val="19"/>
                 <w:szCs w:val="19"/>
               </w:rPr>
-              <w:t>After generating a lesson plan in the Generate tab, a Save button appears. Click it to save the plan. Saved plans are stored and accessible in the My Plans tab, organised by subject and grade. Each saved plan includes both the lesson plan and the assessment.</w:t>
+              <w:t>Aruvi has three tabs. Allocate: plan period allocation across chapters for a subject using competency weights, adjustable manually. Generate: produce a lesson plan and assessment for a specific chapter using your period schedule. My Plans: access all saved lesson plans and assessments, view them, and download PDFs.</w:t>
             </w:r>
           </w:p>
         </w:tc>
@@ -5554,7 +5661,7 @@
                 <w:sz w:val="17"/>
                 <w:szCs w:val="17"/>
               </w:rPr>
-              <w:t xml:space="preserve">D04  </w:t>
+              <w:t xml:space="preserve">D02  </w:t>
             </w:r>
             <w:r>
               <w:rPr>
@@ -5563,7 +5670,7 @@
                 <w:bCs/>
                 <w:color w:val="1B2A3B"/>
               </w:rPr>
-              <w:t>How do I download a PDF of my lesson plan or assessment?</w:t>
+              <w:t>How do I generate a lesson plan?</w:t>
             </w:r>
           </w:p>
         </w:tc>
@@ -5594,7 +5701,8 @@
                 <w:sz w:val="19"/>
                 <w:szCs w:val="19"/>
               </w:rPr>
-              <w:t>PDF download buttons appear after generation in the Generate tab, and also in the My Plans tab alongside each saved plan. There are separate PDF downloads for the lesson plan and the assessment. Click the relevant PDF button to download.</w:t>
+              <w:lastRenderedPageBreak/>
+              <w:t>Go to the Generate tab. Select your subject, grade, and chapter from the sidebar. Enter your period schedule — the duration and count of periods available for that chapter. Click Generate. Aruvi will stream the lesson plan to the screen, followed by the assessment. Once generated, you can save the plan using the Save button, and download PDFs for both the lesson plan and the assessment.</w:t>
             </w:r>
           </w:p>
         </w:tc>
@@ -5653,7 +5761,7 @@
                 <w:sz w:val="17"/>
                 <w:szCs w:val="17"/>
               </w:rPr>
-              <w:t xml:space="preserve">D05  </w:t>
+              <w:t xml:space="preserve">D03  </w:t>
             </w:r>
             <w:r>
               <w:rPr>
@@ -5662,7 +5770,7 @@
                 <w:bCs/>
                 <w:color w:val="1B2A3B"/>
               </w:rPr>
-              <w:t>How does the Allocate tab work?</w:t>
+              <w:t>How do I save a lesson plan?</w:t>
             </w:r>
           </w:p>
         </w:tc>
@@ -5686,26 +5794,16 @@
             </w:tcMar>
           </w:tcPr>
           <w:p>
-            <w:pPr>
+            <w:r>
               <w:rPr>
                 <w:rFonts w:cs="Arial"/>
                 <w:color w:val="2C2A27"/>
                 <w:sz w:val="19"/>
                 <w:szCs w:val="19"/>
               </w:rPr>
-            </w:pPr>
-            <w:r>
-              <w:rPr>
-                <w:rFonts w:cs="Arial"/>
-                <w:color w:val="2C2A27"/>
-                <w:sz w:val="19"/>
-                <w:szCs w:val="19"/>
-              </w:rPr>
-              <w:lastRenderedPageBreak/>
-              <w:t xml:space="preserve">In the Allocate tab, you select a subject, grade, and the chapters you want to plan for. You enter the total number of periods available — the total teaching time budget. Aruvi calculates each chapter's proportional share of that budget based on competency weights. The result is a suggested period allocation across all selected chapters. </w:t>
-            </w:r>
-          </w:p>
-          <w:p/>
+              <w:t>After generating a lesson plan in the Generate tab, a Save button appears. Click it to save the plan. Saved plans are stored and accessible in the My Plans tab, organised by subject and grade. Each saved plan includes both the lesson plan and the assessment.</w:t>
+            </w:r>
+          </w:p>
         </w:tc>
       </w:tr>
     </w:tbl>
@@ -5762,7 +5860,7 @@
                 <w:sz w:val="17"/>
                 <w:szCs w:val="17"/>
               </w:rPr>
-              <w:t xml:space="preserve">D06  </w:t>
+              <w:t xml:space="preserve">D04  </w:t>
             </w:r>
             <w:r>
               <w:rPr>
@@ -5771,7 +5869,7 @@
                 <w:bCs/>
                 <w:color w:val="1B2A3B"/>
               </w:rPr>
-              <w:t>Can a teacher and a principal use Aruvi differently?</w:t>
+              <w:t>How do I download a PDF of my lesson plan or assessment?</w:t>
             </w:r>
           </w:p>
         </w:tc>
@@ -5802,7 +5900,7 @@
                 <w:sz w:val="19"/>
                 <w:szCs w:val="19"/>
               </w:rPr>
-              <w:t>Yes. The Allocate tab serves both users but in different ways. A teacher typically uses it for a term's worth of chapters — a subset. A principal uses it across all chapters in a subject for the full year, getting a whole-school view of competency coverage and period allocation. The Generate tab is primarily teacher-facing — it produces the lesson plan and assessment for a specific chapter that the teacher will use in her classroom.</w:t>
+              <w:t>PDF download buttons appear after generation in the Generate tab, and also in the My Plans tab alongside each saved plan. There are separate PDF downloads for the lesson plan and the assessment. Click the relevant PDF button to download.</w:t>
             </w:r>
           </w:p>
         </w:tc>
@@ -5861,7 +5959,7 @@
                 <w:sz w:val="17"/>
                 <w:szCs w:val="17"/>
               </w:rPr>
-              <w:t xml:space="preserve">D07  </w:t>
+              <w:t xml:space="preserve">D05  </w:t>
             </w:r>
             <w:r>
               <w:rPr>
@@ -5870,7 +5968,7 @@
                 <w:bCs/>
                 <w:color w:val="1B2A3B"/>
               </w:rPr>
-              <w:t>Can I access the various constitutions to study them?</w:t>
+              <w:t>How does the Allocate tab work?</w:t>
             </w:r>
           </w:p>
         </w:tc>
@@ -5894,16 +5992,25 @@
             </w:tcMar>
           </w:tcPr>
           <w:p>
-            <w:r>
+            <w:pPr>
               <w:rPr>
                 <w:rFonts w:cs="Arial"/>
                 <w:color w:val="2C2A27"/>
                 <w:sz w:val="19"/>
                 <w:szCs w:val="19"/>
               </w:rPr>
-              <w:t>No. The constitutions are not accessible for public viewing. However, in the Q&amp;A under different sections they have been described in high level of details. Any specific queries can be forwarded to the Support team through online feedback portal on Ask Aruvi.</w:t>
-            </w:r>
-          </w:p>
+            </w:pPr>
+            <w:r>
+              <w:rPr>
+                <w:rFonts w:cs="Arial"/>
+                <w:color w:val="2C2A27"/>
+                <w:sz w:val="19"/>
+                <w:szCs w:val="19"/>
+              </w:rPr>
+              <w:t xml:space="preserve">In the Allocate tab, you select a subject, grade, and the chapters you want to plan for. You enter the total number of periods available — the total teaching time budget. Aruvi calculates each chapter's proportional share of that budget based on competency weights. The result is a suggested period allocation across all selected chapters. </w:t>
+            </w:r>
+          </w:p>
+          <w:p/>
         </w:tc>
       </w:tr>
     </w:tbl>
@@ -5960,7 +6067,7 @@
                 <w:sz w:val="17"/>
                 <w:szCs w:val="17"/>
               </w:rPr>
-              <w:t xml:space="preserve">D08  </w:t>
+              <w:t xml:space="preserve">D06  </w:t>
             </w:r>
             <w:r>
               <w:rPr>
@@ -5969,7 +6076,7 @@
                 <w:bCs/>
                 <w:color w:val="1B2A3B"/>
               </w:rPr>
-              <w:t>Where are my saved plans stored?</w:t>
+              <w:t>Can a teacher and a principal use Aruvi differently?</w:t>
             </w:r>
           </w:p>
         </w:tc>
@@ -6000,7 +6107,7 @@
                 <w:sz w:val="19"/>
                 <w:szCs w:val="19"/>
               </w:rPr>
-              <w:t>Saved plans are stored on the server in an organised folder structure — by subject and grade. They are accessible through the My Plans tab. Each plan is saved as a single file containing both the lesson plan and the assessment, with a timestamp. You can view and download plans from the My Plans tab at any time.</w:t>
+              <w:t>Yes. The Allocate tab serves both users but in different ways. A teacher typically uses it for a term's worth of chapters — a subset. A principal uses it across all chapters in a subject for the full year, getting a whole-school view of competency coverage and period allocation. The Generate tab is primarily teacher-facing — it produces the lesson plan and assessment for a specific chapter that the teacher will use in her classroom.</w:t>
             </w:r>
           </w:p>
         </w:tc>
@@ -6059,7 +6166,7 @@
                 <w:sz w:val="17"/>
                 <w:szCs w:val="17"/>
               </w:rPr>
-              <w:t xml:space="preserve">D09  </w:t>
+              <w:t xml:space="preserve">D07  </w:t>
             </w:r>
             <w:r>
               <w:rPr>
@@ -6068,7 +6175,7 @@
                 <w:bCs/>
                 <w:color w:val="1B2A3B"/>
               </w:rPr>
-              <w:t>Can I use Aruvi on my phone or tablet?</w:t>
+              <w:t>Can I access the various constitutions to study them?</w:t>
             </w:r>
           </w:p>
         </w:tc>
@@ -6099,7 +6206,7 @@
                 <w:sz w:val="19"/>
                 <w:szCs w:val="19"/>
               </w:rPr>
-              <w:t>Aruvi is a web application and can be accessed from a browser on any device. The interface is designed primarily for desktop and tablet use. On smaller screens, some elements may require horizontal scrolling. Core functions — generating, saving, and downloading plans — are accessible on mobile browsers.</w:t>
+              <w:t>No. The constitutions are not accessible for public viewing. However, in the Q&amp;A under different sections they have been described in high level of details. Any specific queries can be forwarded to the Support team through online feedback portal on Ask Aruvi.</w:t>
             </w:r>
           </w:p>
         </w:tc>
@@ -6158,7 +6265,7 @@
                 <w:sz w:val="17"/>
                 <w:szCs w:val="17"/>
               </w:rPr>
-              <w:t xml:space="preserve">D10  </w:t>
+              <w:t xml:space="preserve">D08  </w:t>
             </w:r>
             <w:r>
               <w:rPr>
@@ -6167,7 +6274,7 @@
                 <w:bCs/>
                 <w:color w:val="1B2A3B"/>
               </w:rPr>
-              <w:t>What if I want to generate a lesson plan for a chapter that is not yet available?</w:t>
+              <w:t>Where are my saved plans stored?</w:t>
             </w:r>
           </w:p>
         </w:tc>
@@ -6198,7 +6305,7 @@
                 <w:sz w:val="19"/>
                 <w:szCs w:val="19"/>
               </w:rPr>
-              <w:t>Lesson plan and assessment generation requires a completed chapter mapping for that chapter. If a chapter is not yet available in the Generate tab, its mapping has not yet been completed. You can check the available chapters from the chapter dropdown in the Generate tab. New chapters are added progressively — contact the Aruvi support team if you need a specific chapter prioritised.</w:t>
+              <w:t>Saved plans are stored on the server in an organised folder structure — by subject and grade. They are accessible through the My Plans tab. Each plan is saved as a single file containing both the lesson plan and the assessment, with a timestamp. You can view and download plans from the My Plans tab at any time.</w:t>
             </w:r>
           </w:p>
         </w:tc>
@@ -6257,7 +6364,7 @@
                 <w:sz w:val="17"/>
                 <w:szCs w:val="17"/>
               </w:rPr>
-              <w:t xml:space="preserve">D11  </w:t>
+              <w:t xml:space="preserve">D09  </w:t>
             </w:r>
             <w:r>
               <w:rPr>
@@ -6266,7 +6373,7 @@
                 <w:bCs/>
                 <w:color w:val="1B2A3B"/>
               </w:rPr>
-              <w:t>Can I generate a lesson plan without using the Allocate tab first?</w:t>
+              <w:t>Can I use Aruvi on my phone or tablet?</w:t>
             </w:r>
           </w:p>
         </w:tc>
@@ -6297,7 +6404,7 @@
                 <w:sz w:val="19"/>
                 <w:szCs w:val="19"/>
               </w:rPr>
-              <w:t>Yes. The Allocate tab is independent of the Generate tab. You can go directly to Generate, select your chapter, enter your own period schedule, and generate. The Allocate tab helps you decide how many periods to give each chapter across a term or year — but using it is not a prerequisite for generating a lesson plan.</w:t>
+              <w:t>Aruvi is a web application and can be accessed from a browser on any device. The interface is designed primarily for desktop and tablet use. On smaller screens, some elements may require horizontal scrolling. Core functions — generating, saving, and downloading plans — are accessible on mobile browsers.</w:t>
             </w:r>
           </w:p>
         </w:tc>
@@ -6356,7 +6463,7 @@
                 <w:sz w:val="17"/>
                 <w:szCs w:val="17"/>
               </w:rPr>
-              <w:t xml:space="preserve">D12  </w:t>
+              <w:t xml:space="preserve">D10  </w:t>
             </w:r>
             <w:r>
               <w:rPr>
@@ -6365,7 +6472,7 @@
                 <w:bCs/>
                 <w:color w:val="1B2A3B"/>
               </w:rPr>
-              <w:t>What does it mean when the generation is streaming?</w:t>
+              <w:t>What if I want to generate a lesson plan for a chapter that is not yet available?</w:t>
             </w:r>
           </w:p>
         </w:tc>
@@ -6396,7 +6503,8 @@
                 <w:sz w:val="19"/>
                 <w:szCs w:val="19"/>
               </w:rPr>
-              <w:t>Streaming means the lesson plan and assessment text appears on screen progressively as Aruvi generates it — you do not wait for the full output before seeing results. This is normal behaviour. The generation is complete when the full lesson plan and assessment have appeared and the Save and PDF buttons become active. Do not close the tab while streaming is in progress.</w:t>
+              <w:lastRenderedPageBreak/>
+              <w:t>Lesson plan and assessment generation requires a completed chapter mapping for that chapter. If a chapter is not yet available in the Generate tab, its mapping has not yet been completed. You can check the available chapters from the chapter dropdown in the Generate tab. New chapters are added progressively — contact the Aruvi support team if you need a specific chapter prioritised.</w:t>
             </w:r>
           </w:p>
         </w:tc>
@@ -6406,45 +6514,6 @@
       <w:pPr>
         <w:spacing w:after="80"/>
       </w:pPr>
-    </w:p>
-    <w:p>
-      <w:pPr>
-        <w:spacing w:after="80"/>
-      </w:pPr>
-    </w:p>
-    <w:p>
-      <w:pPr>
-        <w:pBdr>
-          <w:bottom w:val="single" w:sz="8" w:space="4" w:color="2C7A7B"/>
-        </w:pBdr>
-        <w:spacing w:before="360" w:after="60"/>
-      </w:pPr>
-      <w:r>
-        <w:rPr>
-          <w:rFonts w:cs="Arial"/>
-          <w:b/>
-          <w:bCs/>
-          <w:color w:val="1B2A3B"/>
-          <w:sz w:val="28"/>
-          <w:szCs w:val="28"/>
-        </w:rPr>
-        <w:lastRenderedPageBreak/>
-        <w:t>What Aruvi cannot do</w:t>
-      </w:r>
-    </w:p>
-    <w:p>
-      <w:pPr>
-        <w:spacing w:before="40" w:after="160"/>
-      </w:pPr>
-      <w:r>
-        <w:rPr>
-          <w:rFonts w:cs="Arial"/>
-          <w:color w:val="5A5754"/>
-          <w:sz w:val="18"/>
-          <w:szCs w:val="18"/>
-        </w:rPr>
-        <w:t>Scope boundaries — proactive honesty about platform limitations</w:t>
-      </w:r>
     </w:p>
     <w:tbl>
       <w:tblPr>
@@ -6494,7 +6563,7 @@
                 <w:sz w:val="17"/>
                 <w:szCs w:val="17"/>
               </w:rPr>
-              <w:t xml:space="preserve">E01  </w:t>
+              <w:t xml:space="preserve">D11  </w:t>
             </w:r>
             <w:r>
               <w:rPr>
@@ -6503,7 +6572,7 @@
                 <w:bCs/>
                 <w:color w:val="1B2A3B"/>
               </w:rPr>
-              <w:t>Can Aruvi generate marking schemes or answer keys?</w:t>
+              <w:t>Can I generate a lesson plan without using the Allocate tab first?</w:t>
             </w:r>
           </w:p>
         </w:tc>
@@ -6534,7 +6603,7 @@
                 <w:sz w:val="19"/>
                 <w:szCs w:val="19"/>
               </w:rPr>
-              <w:t>No. Aruvi does not generate marking schemes or answer keys. The assessment it produces is a formative professional tool for the teacher — the teacher applies marks as she chooses, based on her professional judgement of student responses. Providing a marking scheme would imply that Aruvi's assessments have a fixed right-answer structure, which is inconsistent with formative assessment philosophy. This is a deliberate design boundary.</w:t>
+              <w:t>Yes. The Allocate tab is independent of the Generate tab. You can go directly to Generate, select your chapter, enter your own period schedule, and generate. The Allocate tab helps you decide how many periods to give each chapter across a term or year — but using it is not a prerequisite for generating a lesson plan.</w:t>
             </w:r>
           </w:p>
         </w:tc>
@@ -6593,7 +6662,7 @@
                 <w:sz w:val="17"/>
                 <w:szCs w:val="17"/>
               </w:rPr>
-              <w:t xml:space="preserve">E02  </w:t>
+              <w:t xml:space="preserve">D12  </w:t>
             </w:r>
             <w:r>
               <w:rPr>
@@ -6602,7 +6671,7 @@
                 <w:bCs/>
                 <w:color w:val="1B2A3B"/>
               </w:rPr>
-              <w:t>Can Aruvi track individual student performance?</w:t>
+              <w:t>What does it mean when the generation is streaming?</w:t>
             </w:r>
           </w:p>
         </w:tc>
@@ -6633,7 +6702,7 @@
                 <w:sz w:val="19"/>
                 <w:szCs w:val="19"/>
               </w:rPr>
-              <w:t>No. Aruvi does not track, record, or profile individual students. It generates teaching and assessment tools for the teacher — it does not manage student data of any kind. Individual student tracking, progress records, and performance databases are outside Aruvi's scope entirely.</w:t>
+              <w:t>Streaming means the lesson plan and assessment text appears on screen progressively as Aruvi generates it — you do not wait for the full output before seeing results. This is normal behaviour. The generation is complete when the full lesson plan and assessment have appeared and the Save and PDF buttons become active. Do not close the tab while streaming is in progress.</w:t>
             </w:r>
           </w:p>
         </w:tc>
@@ -6643,6 +6712,44 @@
       <w:pPr>
         <w:spacing w:after="80"/>
       </w:pPr>
+    </w:p>
+    <w:p>
+      <w:pPr>
+        <w:spacing w:after="80"/>
+      </w:pPr>
+    </w:p>
+    <w:p>
+      <w:pPr>
+        <w:pBdr>
+          <w:bottom w:val="single" w:sz="8" w:space="4" w:color="2C7A7B"/>
+        </w:pBdr>
+        <w:spacing w:before="360" w:after="60"/>
+      </w:pPr>
+      <w:r>
+        <w:rPr>
+          <w:rFonts w:cs="Arial"/>
+          <w:b/>
+          <w:bCs/>
+          <w:color w:val="1B2A3B"/>
+          <w:sz w:val="28"/>
+          <w:szCs w:val="28"/>
+        </w:rPr>
+        <w:t>What Aruvi cannot do</w:t>
+      </w:r>
+    </w:p>
+    <w:p>
+      <w:pPr>
+        <w:spacing w:before="40" w:after="160"/>
+      </w:pPr>
+      <w:r>
+        <w:rPr>
+          <w:rFonts w:cs="Arial"/>
+          <w:color w:val="5A5754"/>
+          <w:sz w:val="18"/>
+          <w:szCs w:val="18"/>
+        </w:rPr>
+        <w:t>Scope boundaries — proactive honesty about platform limitations</w:t>
+      </w:r>
     </w:p>
     <w:tbl>
       <w:tblPr>
@@ -6692,7 +6799,7 @@
                 <w:sz w:val="17"/>
                 <w:szCs w:val="17"/>
               </w:rPr>
-              <w:t xml:space="preserve">E03  </w:t>
+              <w:t xml:space="preserve">E01  </w:t>
             </w:r>
             <w:r>
               <w:rPr>
@@ -6701,7 +6808,7 @@
                 <w:bCs/>
                 <w:color w:val="1B2A3B"/>
               </w:rPr>
-              <w:t>Can Aruvi prepare students for Board exams?</w:t>
+              <w:t>Can Aruvi generate marking schemes or answer keys?</w:t>
             </w:r>
           </w:p>
         </w:tc>
@@ -6732,7 +6839,7 @@
                 <w:sz w:val="19"/>
                 <w:szCs w:val="19"/>
               </w:rPr>
-              <w:t>No. Aruvi generates chapter-scoped formative assessments aligned to NCF 2023 competencies. Board examination preparation — which involves summative testing, past paper practice, and exam-style question formats — is a different function. Aruvi is not designed for it and does not produce Board exam preparation materials.</w:t>
+              <w:t>No. Aruvi does not generate marking schemes or answer keys. The assessment it produces is a formative professional tool for the teacher — the teacher applies marks as she chooses, based on her professional judgement of student responses. Providing a marking scheme would imply that Aruvi's assessments have a fixed right-answer structure, which is inconsistent with formative assessment philosophy. This is a deliberate design boundary.</w:t>
             </w:r>
           </w:p>
         </w:tc>
@@ -6791,7 +6898,7 @@
                 <w:sz w:val="17"/>
                 <w:szCs w:val="17"/>
               </w:rPr>
-              <w:t xml:space="preserve">E04  </w:t>
+              <w:t xml:space="preserve">E02  </w:t>
             </w:r>
             <w:r>
               <w:rPr>
@@ -6800,7 +6907,7 @@
                 <w:bCs/>
                 <w:color w:val="1B2A3B"/>
               </w:rPr>
-              <w:t>Can Aruvi generate a summative test or term-end exam?</w:t>
+              <w:t>Can Aruvi track individual student performance?</w:t>
             </w:r>
           </w:p>
         </w:tc>
@@ -6831,7 +6938,7 @@
                 <w:sz w:val="19"/>
                 <w:szCs w:val="19"/>
               </w:rPr>
-              <w:t>No. Aruvi generates formative assessments only — chapter-scoped, designed for a single session, and intended as a professional teaching tool rather than a certification instrument. Summative tests, term-end exams, half-yearly and annual examinations are outside Aruvi's scope.</w:t>
+              <w:t>No. Aruvi does not track, record, or profile individual students. It generates teaching and assessment tools for the teacher — it does not manage student data of any kind. Individual student tracking, progress records, and performance databases are outside Aruvi's scope entirely.</w:t>
             </w:r>
           </w:p>
         </w:tc>
@@ -6890,7 +6997,7 @@
                 <w:sz w:val="17"/>
                 <w:szCs w:val="17"/>
               </w:rPr>
-              <w:t xml:space="preserve">E05  </w:t>
+              <w:t xml:space="preserve">E03  </w:t>
             </w:r>
             <w:r>
               <w:rPr>
@@ -6899,7 +7006,7 @@
                 <w:bCs/>
                 <w:color w:val="1B2A3B"/>
               </w:rPr>
-              <w:t>Can Aruvi suggest how to adapt an activity for a large class?</w:t>
+              <w:t>Can Aruvi prepare students for Board exams?</w:t>
             </w:r>
           </w:p>
         </w:tc>
@@ -6930,7 +7037,7 @@
                 <w:sz w:val="19"/>
                 <w:szCs w:val="19"/>
               </w:rPr>
-              <w:t>Ask Aruvi is a tool to help users with questions on the platform. Questions about adapting activities for specific classroom conditions are beyond the scope of Ask Aruvi. Your query will be forwarded to the Aruvi support team.</w:t>
+              <w:t>No. Aruvi generates chapter-scoped formative assessments aligned to NCF 2023 competencies. Board examination preparation — which involves summative testing, past paper practice, and exam-style question formats — is a different function. Aruvi is not designed for it and does not produce Board exam preparation materials.</w:t>
             </w:r>
           </w:p>
         </w:tc>
@@ -6989,7 +7096,7 @@
                 <w:sz w:val="17"/>
                 <w:szCs w:val="17"/>
               </w:rPr>
-              <w:t xml:space="preserve">E06  </w:t>
+              <w:t xml:space="preserve">E04  </w:t>
             </w:r>
             <w:r>
               <w:rPr>
@@ -6998,7 +7105,7 @@
                 <w:bCs/>
                 <w:color w:val="1B2A3B"/>
               </w:rPr>
-              <w:t>Can Aruvi generate lesson plans for subjects not in NCERT — for example, a school's own curriculum?</w:t>
+              <w:t>Can Aruvi generate a summative test or term-end exam?</w:t>
             </w:r>
           </w:p>
         </w:tc>
@@ -7029,7 +7136,7 @@
                 <w:sz w:val="19"/>
                 <w:szCs w:val="19"/>
               </w:rPr>
-              <w:t>No. Aruvi's pipeline is built entirely on NCERT textbook content and NCF 2023 competency mapping. It requires an NCERT chapter summary as its content input. Non-NCERT curricula — school-designed courses, alternative textbooks, or international curricula — are outside Aruvi's scope.</w:t>
+              <w:t>No. Aruvi generates formative assessments only — chapter-scoped, designed for a single session, and intended as a professional teaching tool rather than a certification instrument. Summative tests, term-end exams, half-yearly and annual examinations are outside Aruvi's scope.</w:t>
             </w:r>
           </w:p>
         </w:tc>
@@ -7088,7 +7195,7 @@
                 <w:sz w:val="17"/>
                 <w:szCs w:val="17"/>
               </w:rPr>
-              <w:t xml:space="preserve">E07  </w:t>
+              <w:t xml:space="preserve">E05  </w:t>
             </w:r>
             <w:r>
               <w:rPr>
@@ -7097,7 +7204,7 @@
                 <w:bCs/>
                 <w:color w:val="1B2A3B"/>
               </w:rPr>
-              <w:t>Can Aruvi generate a Holistic Progress Card input?</w:t>
+              <w:t>Can Aruvi suggest how to adapt an activity for a large class?</w:t>
             </w:r>
           </w:p>
         </w:tc>
@@ -7128,7 +7235,8 @@
                 <w:sz w:val="19"/>
                 <w:szCs w:val="19"/>
               </w:rPr>
-              <w:t>No. Holistic Progress Cards are multi-dimensional, cross-subject instruments designed for whole-child reporting — they are not appropriate at the chapter level and require inputs that go beyond what a chapter-scoped assessment can provide. HPC generation is explicitly outside Aruvi's scope.</w:t>
+              <w:lastRenderedPageBreak/>
+              <w:t>Ask Aruvi is a tool to help users with questions on the platform. Questions about adapting activities for specific classroom conditions are beyond the scope of Ask Aruvi. Your query will be forwarded to the Aruvi support team.</w:t>
             </w:r>
           </w:p>
         </w:tc>
@@ -7187,6 +7295,204 @@
                 <w:sz w:val="17"/>
                 <w:szCs w:val="17"/>
               </w:rPr>
+              <w:t xml:space="preserve">E06  </w:t>
+            </w:r>
+            <w:r>
+              <w:rPr>
+                <w:rFonts w:cs="Arial"/>
+                <w:b/>
+                <w:bCs/>
+                <w:color w:val="1B2A3B"/>
+              </w:rPr>
+              <w:t>Can Aruvi generate lesson plans for subjects not in NCERT — for example, a school's own curriculum?</w:t>
+            </w:r>
+          </w:p>
+        </w:tc>
+      </w:tr>
+      <w:tr>
+        <w:tc>
+          <w:tcPr>
+            <w:tcW w:w="0" w:type="auto"/>
+            <w:tcBorders>
+              <w:top w:val="none" w:sz="0" w:space="0" w:color="FFFFFF"/>
+              <w:left w:val="single" w:sz="10" w:space="0" w:color="2C7A7B"/>
+              <w:bottom w:val="single" w:sz="1" w:space="0" w:color="D9D6D0"/>
+              <w:right w:val="single" w:sz="1" w:space="0" w:color="D9D6D0"/>
+            </w:tcBorders>
+            <w:shd w:val="clear" w:color="auto" w:fill="FAFAF8"/>
+            <w:tcMar>
+              <w:top w:w="80" w:type="dxa"/>
+              <w:left w:w="160" w:type="dxa"/>
+              <w:bottom w:w="100" w:type="dxa"/>
+              <w:right w:w="140" w:type="dxa"/>
+            </w:tcMar>
+          </w:tcPr>
+          <w:p>
+            <w:r>
+              <w:rPr>
+                <w:rFonts w:cs="Arial"/>
+                <w:color w:val="2C2A27"/>
+                <w:sz w:val="19"/>
+                <w:szCs w:val="19"/>
+              </w:rPr>
+              <w:t>No. Aruvi's pipeline is built entirely on NCERT textbook content and NCF 2023 competency mapping. It requires an NCERT chapter summary as its content input. Non-NCERT curricula — school-designed courses, alternative textbooks, or international curricula — are outside Aruvi's scope.</w:t>
+            </w:r>
+          </w:p>
+        </w:tc>
+      </w:tr>
+    </w:tbl>
+    <w:p>
+      <w:pPr>
+        <w:spacing w:after="80"/>
+      </w:pPr>
+    </w:p>
+    <w:tbl>
+      <w:tblPr>
+        <w:tblW w:w="9360" w:type="dxa"/>
+        <w:tblBorders>
+          <w:top w:val="single" w:sz="4" w:space="0" w:color="auto"/>
+          <w:left w:val="single" w:sz="4" w:space="0" w:color="auto"/>
+          <w:bottom w:val="single" w:sz="4" w:space="0" w:color="auto"/>
+          <w:right w:val="single" w:sz="4" w:space="0" w:color="auto"/>
+          <w:insideH w:val="single" w:sz="4" w:space="0" w:color="auto"/>
+          <w:insideV w:val="single" w:sz="4" w:space="0" w:color="auto"/>
+        </w:tblBorders>
+        <w:tblCellMar>
+          <w:left w:w="10" w:type="dxa"/>
+          <w:right w:w="10" w:type="dxa"/>
+        </w:tblCellMar>
+        <w:tblLook w:val="04A0" w:firstRow="1" w:lastRow="0" w:firstColumn="1" w:lastColumn="0" w:noHBand="0" w:noVBand="1"/>
+      </w:tblPr>
+      <w:tblGrid>
+        <w:gridCol w:w="9360"/>
+      </w:tblGrid>
+      <w:tr>
+        <w:tc>
+          <w:tcPr>
+            <w:tcW w:w="0" w:type="auto"/>
+            <w:tcBorders>
+              <w:top w:val="single" w:sz="1" w:space="0" w:color="2C7A7B"/>
+              <w:left w:val="single" w:sz="10" w:space="0" w:color="2C7A7B"/>
+              <w:bottom w:val="none" w:sz="0" w:space="0" w:color="FFFFFF"/>
+              <w:right w:val="single" w:sz="1" w:space="0" w:color="D9D6D0"/>
+            </w:tcBorders>
+            <w:shd w:val="clear" w:color="auto" w:fill="EAF4F4"/>
+            <w:tcMar>
+              <w:top w:w="80" w:type="dxa"/>
+              <w:left w:w="160" w:type="dxa"/>
+              <w:bottom w:w="60" w:type="dxa"/>
+              <w:right w:w="140" w:type="dxa"/>
+            </w:tcMar>
+          </w:tcPr>
+          <w:p>
+            <w:r>
+              <w:rPr>
+                <w:rFonts w:ascii="Courier New" w:eastAsia="Courier New" w:hAnsi="Courier New" w:cs="Courier New"/>
+                <w:b/>
+                <w:bCs/>
+                <w:color w:val="2C7A7B"/>
+                <w:sz w:val="17"/>
+                <w:szCs w:val="17"/>
+              </w:rPr>
+              <w:t xml:space="preserve">E07  </w:t>
+            </w:r>
+            <w:r>
+              <w:rPr>
+                <w:rFonts w:cs="Arial"/>
+                <w:b/>
+                <w:bCs/>
+                <w:color w:val="1B2A3B"/>
+              </w:rPr>
+              <w:t>Can Aruvi generate a Holistic Progress Card input?</w:t>
+            </w:r>
+          </w:p>
+        </w:tc>
+      </w:tr>
+      <w:tr>
+        <w:tc>
+          <w:tcPr>
+            <w:tcW w:w="0" w:type="auto"/>
+            <w:tcBorders>
+              <w:top w:val="none" w:sz="0" w:space="0" w:color="FFFFFF"/>
+              <w:left w:val="single" w:sz="10" w:space="0" w:color="2C7A7B"/>
+              <w:bottom w:val="single" w:sz="1" w:space="0" w:color="D9D6D0"/>
+              <w:right w:val="single" w:sz="1" w:space="0" w:color="D9D6D0"/>
+            </w:tcBorders>
+            <w:shd w:val="clear" w:color="auto" w:fill="FAFAF8"/>
+            <w:tcMar>
+              <w:top w:w="80" w:type="dxa"/>
+              <w:left w:w="160" w:type="dxa"/>
+              <w:bottom w:w="100" w:type="dxa"/>
+              <w:right w:w="140" w:type="dxa"/>
+            </w:tcMar>
+          </w:tcPr>
+          <w:p>
+            <w:r>
+              <w:rPr>
+                <w:rFonts w:cs="Arial"/>
+                <w:color w:val="2C2A27"/>
+                <w:sz w:val="19"/>
+                <w:szCs w:val="19"/>
+              </w:rPr>
+              <w:t>No. Holistic Progress Cards are multi-dimensional, cross-subject instruments designed for whole-child reporting — they are not appropriate at the chapter level and require inputs that go beyond what a chapter-scoped assessment can provide. HPC generation is explicitly outside Aruvi's scope.</w:t>
+            </w:r>
+          </w:p>
+        </w:tc>
+      </w:tr>
+    </w:tbl>
+    <w:p>
+      <w:pPr>
+        <w:spacing w:after="80"/>
+      </w:pPr>
+    </w:p>
+    <w:tbl>
+      <w:tblPr>
+        <w:tblW w:w="9360" w:type="dxa"/>
+        <w:tblBorders>
+          <w:top w:val="single" w:sz="4" w:space="0" w:color="auto"/>
+          <w:left w:val="single" w:sz="4" w:space="0" w:color="auto"/>
+          <w:bottom w:val="single" w:sz="4" w:space="0" w:color="auto"/>
+          <w:right w:val="single" w:sz="4" w:space="0" w:color="auto"/>
+          <w:insideH w:val="single" w:sz="4" w:space="0" w:color="auto"/>
+          <w:insideV w:val="single" w:sz="4" w:space="0" w:color="auto"/>
+        </w:tblBorders>
+        <w:tblCellMar>
+          <w:left w:w="10" w:type="dxa"/>
+          <w:right w:w="10" w:type="dxa"/>
+        </w:tblCellMar>
+        <w:tblLook w:val="04A0" w:firstRow="1" w:lastRow="0" w:firstColumn="1" w:lastColumn="0" w:noHBand="0" w:noVBand="1"/>
+      </w:tblPr>
+      <w:tblGrid>
+        <w:gridCol w:w="9360"/>
+      </w:tblGrid>
+      <w:tr>
+        <w:tc>
+          <w:tcPr>
+            <w:tcW w:w="0" w:type="auto"/>
+            <w:tcBorders>
+              <w:top w:val="single" w:sz="1" w:space="0" w:color="2C7A7B"/>
+              <w:left w:val="single" w:sz="10" w:space="0" w:color="2C7A7B"/>
+              <w:bottom w:val="none" w:sz="0" w:space="0" w:color="FFFFFF"/>
+              <w:right w:val="single" w:sz="1" w:space="0" w:color="D9D6D0"/>
+            </w:tcBorders>
+            <w:shd w:val="clear" w:color="auto" w:fill="EAF4F4"/>
+            <w:tcMar>
+              <w:top w:w="80" w:type="dxa"/>
+              <w:left w:w="160" w:type="dxa"/>
+              <w:bottom w:w="60" w:type="dxa"/>
+              <w:right w:w="140" w:type="dxa"/>
+            </w:tcMar>
+          </w:tcPr>
+          <w:p>
+            <w:r>
+              <w:rPr>
+                <w:rFonts w:ascii="Courier New" w:eastAsia="Courier New" w:hAnsi="Courier New" w:cs="Courier New"/>
+                <w:b/>
+                <w:bCs/>
+                <w:color w:val="2C7A7B"/>
+                <w:sz w:val="17"/>
+                <w:szCs w:val="17"/>
+              </w:rPr>
               <w:t xml:space="preserve">E08  </w:t>
             </w:r>
             <w:r>
@@ -7227,17 +7533,7 @@
                 <w:sz w:val="19"/>
                 <w:szCs w:val="19"/>
               </w:rPr>
-              <w:t xml:space="preserve">Aruvi's lesson plan may include a visual_aids field noting when a visual reference is helpful for a particular activity. However, Aruvi does not generate visual content, design worksheets, or specify physical materials. </w:t>
-            </w:r>
-            <w:r>
-              <w:rPr>
-                <w:rFonts w:cs="Arial"/>
-                <w:color w:val="2C2A27"/>
-                <w:sz w:val="19"/>
-                <w:szCs w:val="19"/>
-              </w:rPr>
-              <w:lastRenderedPageBreak/>
-              <w:t>These are teacher professional decisions. The lesson plan describes the activity and its pedagogical intent — the teacher decides how to resource it.</w:t>
+              <w:t>Aruvi's lesson plan may include a visual_aids field noting when a visual reference is helpful for a particular activity. However, Aruvi does not generate visual content, design worksheets, or specify physical materials. These are teacher professional decisions. The lesson plan describes the activity and its pedagogical intent — the teacher decides how to resource it.</w:t>
             </w:r>
           </w:p>
         </w:tc>
